--- a/assets/files/Mohamad-Hasan-CV-FullStack-EN.docx
+++ b/assets/files/Mohamad-Hasan-CV-FullStack-EN.docx
@@ -87,7 +87,7 @@
           <w:color w:val="4A5568"/>
           <w:sz w:val="18"/>
         </w:rPr>
-        <w:t>Full-stack developer with six years building commercial software that businesses run on daily. Laravel and PHP 8 on the back end — domain-driven service layers, versioned REST APIs, policy-based authorization, queues and caching — with React, Next.js and TypeScript on the front. I have taken four platforms and five mobile apps from first requirement to production support, including a multi-vendor marketplace and a licensing and billing control plane built as a 14-module modular monolith. Computer Systems Engineer, graduated with honours. Arabic-first (RTL) by default.</w:t>
+        <w:t>Full-stack developer with six years building commercial software that businesses run on daily. Laravel and PHP 8 on the back end — domain-driven service layers, versioned REST APIs, policy-based authorization, queues and caching — with React, Next.js and TypeScript on the front. I have taken four platforms and five mobile apps from first requirement to production support, including a multi-vendor marketplace and a licensing and billing control plane built as a 14-module modular monolith. I work in two full-stack tracks: Laravel with React, in production today, and full-stack TypeScript with NestJS, which I am building out now on the same architecture. Computer Systems Engineer, graduated with honours. Arabic-first (RTL) by default.</w:t>
       </w:r>
     </w:p>
     <w:p>
@@ -119,7 +119,7 @@
           <w:color w:val="0F1720"/>
           <w:sz w:val="18"/>
         </w:rPr>
-        <w:t xml:space="preserve">Backend: </w:t>
+        <w:t xml:space="preserve">Backend — Laravel: </w:t>
       </w:r>
       <w:r>
         <w:rPr>
@@ -142,7 +142,7 @@
           <w:color w:val="0F1720"/>
           <w:sz w:val="18"/>
         </w:rPr>
-        <w:t xml:space="preserve">Frontend: </w:t>
+        <w:t xml:space="preserve">Frontend — React &amp; TypeScript: </w:t>
       </w:r>
       <w:r>
         <w:rPr>
@@ -152,6 +152,29 @@
           <w:sz w:val="18"/>
         </w:rPr>
         <w:t>TypeScript, React 18/19, Next.js 16, TanStack Query, Tailwind v4, shadcn/ui, next-intl (RTL), Blade, JavaScript, HTML5, CSS3</w:t>
+      </w:r>
+    </w:p>
+    <w:p>
+      <w:pPr>
+        <w:spacing w:before="0" w:after="40" w:line="269" w:lineRule="auto"/>
+      </w:pPr>
+      <w:r>
+        <w:rPr>
+          <w:rFonts w:ascii="Calibri" w:hAnsi="Calibri" w:cs="Calibri"/>
+          <w:b/>
+          <w:color w:val="0F1720"/>
+          <w:sz w:val="18"/>
+        </w:rPr>
+        <w:t xml:space="preserve">Full-stack JS (in progress): </w:t>
+      </w:r>
+      <w:r>
+        <w:rPr>
+          <w:rFonts w:ascii="Calibri" w:hAnsi="Calibri" w:cs="Calibri"/>
+          <w:b w:val="0"/>
+          <w:color w:val="4A5568"/>
+          <w:sz w:val="18"/>
+        </w:rPr>
+        <w:t>NestJS, Node.js, modules &amp; dependency injection, DTOs &amp; validation pipes, guards &amp; interceptors, TypeORM / Prisma, Jest — the same layered architecture, DTO boundaries and role-based access I already run in Laravel, moved to the Node side. The React and TypeScript front end is already in production.</w:t>
       </w:r>
     </w:p>
     <w:p>

--- a/assets/files/Mohamad-Hasan-CV-FullStack-EN.docx
+++ b/assets/files/Mohamad-Hasan-CV-FullStack-EN.docx
@@ -128,7 +128,7 @@
           <w:color w:val="4A5568"/>
           <w:sz w:val="18"/>
         </w:rPr>
-        <w:t>PHP 8.4, Laravel 12, REST API design, Domain-Driven Design, modular monolith, service layer, policies &amp; RBAC, Sanctum / Passport, queues &amp; scheduled jobs, Octane &amp; Horizon, WebSockets, RabbitMQ</w:t>
+        <w:t>PHP 8.4, Laravel 12, REST API design, Domain-Driven Design, modular monolith, service layer, policies &amp; RBAC, Sanctum / Passport, Livewire, Filament, queues &amp; scheduled jobs, Octane &amp; Horizon, WebSockets, RabbitMQ, Telescope</w:t>
       </w:r>
     </w:p>
     <w:p>
@@ -188,7 +188,7 @@
           <w:color w:val="0F1720"/>
           <w:sz w:val="18"/>
         </w:rPr>
-        <w:t xml:space="preserve">Data &amp; infrastructure: </w:t>
+        <w:t xml:space="preserve">Data: </w:t>
       </w:r>
       <w:r>
         <w:rPr>
@@ -197,7 +197,30 @@
           <w:color w:val="4A5568"/>
           <w:sz w:val="18"/>
         </w:rPr>
-        <w:t>MySQL, SQLite, Redis, Elasticsearch, schema design, query optimisation, Nginx, Apache, Linux, PM2, AWS S3, Cloudinary, Git</w:t>
+        <w:t>MySQL, PostgreSQL, SQLite, Redis, Elasticsearch, schema design, query optimisation, AWS S3, Cloudinary</w:t>
+      </w:r>
+    </w:p>
+    <w:p>
+      <w:pPr>
+        <w:spacing w:before="0" w:after="40" w:line="269" w:lineRule="auto"/>
+      </w:pPr>
+      <w:r>
+        <w:rPr>
+          <w:rFonts w:ascii="Calibri" w:hAnsi="Calibri" w:cs="Calibri"/>
+          <w:b/>
+          <w:color w:val="0F1720"/>
+          <w:sz w:val="18"/>
+        </w:rPr>
+        <w:t xml:space="preserve">Deployment &amp; operations: </w:t>
+      </w:r>
+      <w:r>
+        <w:rPr>
+          <w:rFonts w:ascii="Calibri" w:hAnsi="Calibri" w:cs="Calibri"/>
+          <w:b w:val="0"/>
+          <w:color w:val="4A5568"/>
+          <w:sz w:val="18"/>
+        </w:rPr>
+        <w:t>Docker, Docker Compose, GitHub Actions, CI, Nginx, Apache, Linux, VPS provisioning, Cloudflare, Supervisor, PM2, cron &amp; scheduled tasks, server monitoring, automated backups, Git</w:t>
       </w:r>
     </w:p>
     <w:p>
@@ -220,7 +243,7 @@
           <w:color w:val="4A5568"/>
           <w:sz w:val="18"/>
         </w:rPr>
-        <w:t>Layered architecture, DTO boundaries, domain events, API versioning, append-only migrations, Larastan (max level), Pint, CI, code review</w:t>
+        <w:t>Layered architecture, DTO boundaries, domain events, API versioning, append-only migrations, Larastan (max level), PHPUnit / Pest, Pint, CI, code review, technical documentation</w:t>
       </w:r>
     </w:p>
     <w:p>
